--- a/Table1_Baseline_Characteristics.docx
+++ b/Table1_Baseline_Characteristics.docx
@@ -136,7 +136,7 @@
                 <w:rFonts w:ascii="Calibri" w:hAnsi="Calibri"/>
                 <w:sz w:val="20"/>
               </w:rPr>
-              <w:t xml:space="preserve">N = 34,935</w:t>
+              <w:t xml:space="preserve">N = 35,006</w:t>
             </w:r>
             <w:r>
               <w:rPr>
@@ -189,7 +189,7 @@
                 <w:rFonts w:ascii="Calibri" w:hAnsi="Calibri"/>
                 <w:sz w:val="20"/>
               </w:rPr>
-              <w:t xml:space="preserve">N = 666</w:t>
+              <w:t xml:space="preserve">N = 538</w:t>
             </w:r>
             <w:r>
               <w:rPr>
@@ -242,7 +242,7 @@
                 <w:rFonts w:ascii="Calibri" w:hAnsi="Calibri"/>
                 <w:sz w:val="20"/>
               </w:rPr>
-              <w:t xml:space="preserve">N = 9,929</w:t>
+              <w:t xml:space="preserve">N = 9,986</w:t>
             </w:r>
             <w:r>
               <w:rPr>
@@ -385,7 +385,7 @@
                 <w:rFonts w:ascii="Calibri" w:hAnsi="Calibri"/>
                 <w:sz w:val="20"/>
               </w:rPr>
-              <w:t xml:space="default">53 (18)</w:t>
+              <w:t xml:space="default">53 (17)</w:t>
             </w:r>
           </w:p>
         </w:tc>
@@ -534,7 +534,7 @@
                 <w:rFonts w:ascii="Calibri" w:hAnsi="Calibri"/>
                 <w:sz w:val="20"/>
               </w:rPr>
-              <w:t xml:space="default">116 (73)</w:t>
+              <w:t xml:space="default">126 (70)</w:t>
             </w:r>
           </w:p>
         </w:tc>
@@ -808,55 +808,55 @@
                 <w:rFonts w:ascii="Calibri" w:hAnsi="Calibri"/>
                 <w:sz w:val="20"/>
               </w:rPr>
-              <w:t xml:space="default">4,648 (13%)</w:t>
-            </w:r>
-          </w:p>
-        </w:tc>
-        <w:tc>
-          <w:tcPr>
-            <w:tcBorders>
-              <w:top w:val="single" w:space="0" w:color="D3D3D3"/>
-              <w:bottom w:val="single" w:space="0" w:color="D3D3D3"/>
-              <w:start w:val="single" w:space="0" w:color="D3D3D3"/>
-              <w:end w:val="single" w:space="0" w:color="D3D3D3"/>
-            </w:tcBorders>
-          </w:tcPr>
-          <w:p>
-            <w:pPr>
-              <w:spacing w:before="0" w:after="60"/>
-              <w:keepNext/>
-              <w:jc w:val="center"/>
-            </w:pPr>
-            <w:r>
-              <w:rPr>
-                <w:rFonts w:ascii="Calibri" w:hAnsi="Calibri"/>
-                <w:sz w:val="20"/>
-              </w:rPr>
-              <w:t xml:space="default">150 (23%)</w:t>
-            </w:r>
-          </w:p>
-        </w:tc>
-        <w:tc>
-          <w:tcPr>
-            <w:tcBorders>
-              <w:top w:val="single" w:space="0" w:color="D3D3D3"/>
-              <w:bottom w:val="single" w:space="0" w:color="D3D3D3"/>
-              <w:start w:val="single" w:space="0" w:color="D3D3D3"/>
-              <w:end w:val="single" w:space="0" w:color="D3D3D3"/>
-            </w:tcBorders>
-          </w:tcPr>
-          <w:p>
-            <w:pPr>
-              <w:spacing w:before="0" w:after="60"/>
-              <w:keepNext/>
-              <w:jc w:val="center"/>
-            </w:pPr>
-            <w:r>
-              <w:rPr>
-                <w:rFonts w:ascii="Calibri" w:hAnsi="Calibri"/>
-                <w:sz w:val="20"/>
-              </w:rPr>
-              <w:t xml:space="default">2,832 (29%)</w:t>
+              <w:t xml:space="default">4,664 (13%)</w:t>
+            </w:r>
+          </w:p>
+        </w:tc>
+        <w:tc>
+          <w:tcPr>
+            <w:tcBorders>
+              <w:top w:val="single" w:space="0" w:color="D3D3D3"/>
+              <w:bottom w:val="single" w:space="0" w:color="D3D3D3"/>
+              <w:start w:val="single" w:space="0" w:color="D3D3D3"/>
+              <w:end w:val="single" w:space="0" w:color="D3D3D3"/>
+            </w:tcBorders>
+          </w:tcPr>
+          <w:p>
+            <w:pPr>
+              <w:spacing w:before="0" w:after="60"/>
+              <w:keepNext/>
+              <w:jc w:val="center"/>
+            </w:pPr>
+            <w:r>
+              <w:rPr>
+                <w:rFonts w:ascii="Calibri" w:hAnsi="Calibri"/>
+                <w:sz w:val="20"/>
+              </w:rPr>
+              <w:t xml:space="default">122 (23%)</w:t>
+            </w:r>
+          </w:p>
+        </w:tc>
+        <w:tc>
+          <w:tcPr>
+            <w:tcBorders>
+              <w:top w:val="single" w:space="0" w:color="D3D3D3"/>
+              <w:bottom w:val="single" w:space="0" w:color="D3D3D3"/>
+              <w:start w:val="single" w:space="0" w:color="D3D3D3"/>
+              <w:end w:val="single" w:space="0" w:color="D3D3D3"/>
+            </w:tcBorders>
+          </w:tcPr>
+          <w:p>
+            <w:pPr>
+              <w:spacing w:before="0" w:after="60"/>
+              <w:keepNext/>
+              <w:jc w:val="center"/>
+            </w:pPr>
+            <w:r>
+              <w:rPr>
+                <w:rFonts w:ascii="Calibri" w:hAnsi="Calibri"/>
+                <w:sz w:val="20"/>
+              </w:rPr>
+              <w:t xml:space="default">2,844 (28%)</w:t>
             </w:r>
           </w:p>
         </w:tc>
@@ -957,55 +957,55 @@
                 <w:rFonts w:ascii="Calibri" w:hAnsi="Calibri"/>
                 <w:sz w:val="20"/>
               </w:rPr>
-              <w:t xml:space="default">30,287 (87%)</w:t>
-            </w:r>
-          </w:p>
-        </w:tc>
-        <w:tc>
-          <w:tcPr>
-            <w:tcBorders>
-              <w:top w:val="single" w:space="0" w:color="D3D3D3"/>
-              <w:bottom w:val="single" w:space="0" w:color="D3D3D3"/>
-              <w:start w:val="single" w:space="0" w:color="D3D3D3"/>
-              <w:end w:val="single" w:space="0" w:color="D3D3D3"/>
-            </w:tcBorders>
-          </w:tcPr>
-          <w:p>
-            <w:pPr>
-              <w:spacing w:before="0" w:after="60"/>
-              <w:keepNext/>
-              <w:jc w:val="center"/>
-            </w:pPr>
-            <w:r>
-              <w:rPr>
-                <w:rFonts w:ascii="Calibri" w:hAnsi="Calibri"/>
-                <w:sz w:val="20"/>
-              </w:rPr>
-              <w:t xml:space="default">516 (77%)</w:t>
-            </w:r>
-          </w:p>
-        </w:tc>
-        <w:tc>
-          <w:tcPr>
-            <w:tcBorders>
-              <w:top w:val="single" w:space="0" w:color="D3D3D3"/>
-              <w:bottom w:val="single" w:space="0" w:color="D3D3D3"/>
-              <w:start w:val="single" w:space="0" w:color="D3D3D3"/>
-              <w:end w:val="single" w:space="0" w:color="D3D3D3"/>
-            </w:tcBorders>
-          </w:tcPr>
-          <w:p>
-            <w:pPr>
-              <w:spacing w:before="0" w:after="60"/>
-              <w:keepNext/>
-              <w:jc w:val="center"/>
-            </w:pPr>
-            <w:r>
-              <w:rPr>
-                <w:rFonts w:ascii="Calibri" w:hAnsi="Calibri"/>
-                <w:sz w:val="20"/>
-              </w:rPr>
-              <w:t xml:space="default">7,097 (71%)</w:t>
+              <w:t xml:space="default">30,342 (87%)</w:t>
+            </w:r>
+          </w:p>
+        </w:tc>
+        <w:tc>
+          <w:tcPr>
+            <w:tcBorders>
+              <w:top w:val="single" w:space="0" w:color="D3D3D3"/>
+              <w:bottom w:val="single" w:space="0" w:color="D3D3D3"/>
+              <w:start w:val="single" w:space="0" w:color="D3D3D3"/>
+              <w:end w:val="single" w:space="0" w:color="D3D3D3"/>
+            </w:tcBorders>
+          </w:tcPr>
+          <w:p>
+            <w:pPr>
+              <w:spacing w:before="0" w:after="60"/>
+              <w:keepNext/>
+              <w:jc w:val="center"/>
+            </w:pPr>
+            <w:r>
+              <w:rPr>
+                <w:rFonts w:ascii="Calibri" w:hAnsi="Calibri"/>
+                <w:sz w:val="20"/>
+              </w:rPr>
+              <w:t xml:space="default">416 (77%)</w:t>
+            </w:r>
+          </w:p>
+        </w:tc>
+        <w:tc>
+          <w:tcPr>
+            <w:tcBorders>
+              <w:top w:val="single" w:space="0" w:color="D3D3D3"/>
+              <w:bottom w:val="single" w:space="0" w:color="D3D3D3"/>
+              <w:start w:val="single" w:space="0" w:color="D3D3D3"/>
+              <w:end w:val="single" w:space="0" w:color="D3D3D3"/>
+            </w:tcBorders>
+          </w:tcPr>
+          <w:p>
+            <w:pPr>
+              <w:spacing w:before="0" w:after="60"/>
+              <w:keepNext/>
+              <w:jc w:val="center"/>
+            </w:pPr>
+            <w:r>
+              <w:rPr>
+                <w:rFonts w:ascii="Calibri" w:hAnsi="Calibri"/>
+                <w:sz w:val="20"/>
+              </w:rPr>
+              <w:t xml:space="default">7,142 (72%)</w:t>
             </w:r>
           </w:p>
         </w:tc>
@@ -1255,55 +1255,55 @@
                 <w:rFonts w:ascii="Calibri" w:hAnsi="Calibri"/>
                 <w:sz w:val="20"/>
               </w:rPr>
-              <w:t xml:space="default">23,882 (68%)</w:t>
-            </w:r>
-          </w:p>
-        </w:tc>
-        <w:tc>
-          <w:tcPr>
-            <w:tcBorders>
-              <w:top w:val="single" w:space="0" w:color="D3D3D3"/>
-              <w:bottom w:val="single" w:space="0" w:color="D3D3D3"/>
-              <w:start w:val="single" w:space="0" w:color="D3D3D3"/>
-              <w:end w:val="single" w:space="0" w:color="D3D3D3"/>
-            </w:tcBorders>
-          </w:tcPr>
-          <w:p>
-            <w:pPr>
-              <w:spacing w:before="0" w:after="60"/>
-              <w:keepNext/>
-              <w:jc w:val="center"/>
-            </w:pPr>
-            <w:r>
-              <w:rPr>
-                <w:rFonts w:ascii="Calibri" w:hAnsi="Calibri"/>
-                <w:sz w:val="20"/>
-              </w:rPr>
-              <w:t xml:space="default">511 (77%)</w:t>
-            </w:r>
-          </w:p>
-        </w:tc>
-        <w:tc>
-          <w:tcPr>
-            <w:tcBorders>
-              <w:top w:val="single" w:space="0" w:color="D3D3D3"/>
-              <w:bottom w:val="single" w:space="0" w:color="D3D3D3"/>
-              <w:start w:val="single" w:space="0" w:color="D3D3D3"/>
-              <w:end w:val="single" w:space="0" w:color="D3D3D3"/>
-            </w:tcBorders>
-          </w:tcPr>
-          <w:p>
-            <w:pPr>
-              <w:spacing w:before="0" w:after="60"/>
-              <w:keepNext/>
-              <w:jc w:val="center"/>
-            </w:pPr>
-            <w:r>
-              <w:rPr>
-                <w:rFonts w:ascii="Calibri" w:hAnsi="Calibri"/>
-                <w:sz w:val="20"/>
-              </w:rPr>
-              <w:t xml:space="default">8,135 (82%)</w:t>
+              <w:t xml:space="default">23,940 (68%)</w:t>
+            </w:r>
+          </w:p>
+        </w:tc>
+        <w:tc>
+          <w:tcPr>
+            <w:tcBorders>
+              <w:top w:val="single" w:space="0" w:color="D3D3D3"/>
+              <w:bottom w:val="single" w:space="0" w:color="D3D3D3"/>
+              <w:start w:val="single" w:space="0" w:color="D3D3D3"/>
+              <w:end w:val="single" w:space="0" w:color="D3D3D3"/>
+            </w:tcBorders>
+          </w:tcPr>
+          <w:p>
+            <w:pPr>
+              <w:spacing w:before="0" w:after="60"/>
+              <w:keepNext/>
+              <w:jc w:val="center"/>
+            </w:pPr>
+            <w:r>
+              <w:rPr>
+                <w:rFonts w:ascii="Calibri" w:hAnsi="Calibri"/>
+                <w:sz w:val="20"/>
+              </w:rPr>
+              <w:t xml:space="default">402 (75%)</w:t>
+            </w:r>
+          </w:p>
+        </w:tc>
+        <w:tc>
+          <w:tcPr>
+            <w:tcBorders>
+              <w:top w:val="single" w:space="0" w:color="D3D3D3"/>
+              <w:bottom w:val="single" w:space="0" w:color="D3D3D3"/>
+              <w:start w:val="single" w:space="0" w:color="D3D3D3"/>
+              <w:end w:val="single" w:space="0" w:color="D3D3D3"/>
+            </w:tcBorders>
+          </w:tcPr>
+          <w:p>
+            <w:pPr>
+              <w:spacing w:before="0" w:after="60"/>
+              <w:keepNext/>
+              <w:jc w:val="center"/>
+            </w:pPr>
+            <w:r>
+              <w:rPr>
+                <w:rFonts w:ascii="Calibri" w:hAnsi="Calibri"/>
+                <w:sz w:val="20"/>
+              </w:rPr>
+              <w:t xml:space="default">8,186 (82%)</w:t>
             </w:r>
           </w:p>
         </w:tc>
@@ -1404,55 +1404,55 @@
                 <w:rFonts w:ascii="Calibri" w:hAnsi="Calibri"/>
                 <w:sz w:val="20"/>
               </w:rPr>
-              <w:t xml:space="default">11,053 (32%)</w:t>
-            </w:r>
-          </w:p>
-        </w:tc>
-        <w:tc>
-          <w:tcPr>
-            <w:tcBorders>
-              <w:top w:val="single" w:space="0" w:color="D3D3D3"/>
-              <w:bottom w:val="single" w:space="0" w:color="D3D3D3"/>
-              <w:start w:val="single" w:space="0" w:color="D3D3D3"/>
-              <w:end w:val="single" w:space="0" w:color="D3D3D3"/>
-            </w:tcBorders>
-          </w:tcPr>
-          <w:p>
-            <w:pPr>
-              <w:spacing w:before="0" w:after="60"/>
-              <w:keepNext/>
-              <w:jc w:val="center"/>
-            </w:pPr>
-            <w:r>
-              <w:rPr>
-                <w:rFonts w:ascii="Calibri" w:hAnsi="Calibri"/>
-                <w:sz w:val="20"/>
-              </w:rPr>
-              <w:t xml:space="default">155 (23%)</w:t>
-            </w:r>
-          </w:p>
-        </w:tc>
-        <w:tc>
-          <w:tcPr>
-            <w:tcBorders>
-              <w:top w:val="single" w:space="0" w:color="D3D3D3"/>
-              <w:bottom w:val="single" w:space="0" w:color="D3D3D3"/>
-              <w:start w:val="single" w:space="0" w:color="D3D3D3"/>
-              <w:end w:val="single" w:space="0" w:color="D3D3D3"/>
-            </w:tcBorders>
-          </w:tcPr>
-          <w:p>
-            <w:pPr>
-              <w:spacing w:before="0" w:after="60"/>
-              <w:keepNext/>
-              <w:jc w:val="center"/>
-            </w:pPr>
-            <w:r>
-              <w:rPr>
-                <w:rFonts w:ascii="Calibri" w:hAnsi="Calibri"/>
-                <w:sz w:val="20"/>
-              </w:rPr>
-              <w:t xml:space="default">1,794 (18%)</w:t>
+              <w:t xml:space="default">11,066 (32%)</w:t>
+            </w:r>
+          </w:p>
+        </w:tc>
+        <w:tc>
+          <w:tcPr>
+            <w:tcBorders>
+              <w:top w:val="single" w:space="0" w:color="D3D3D3"/>
+              <w:bottom w:val="single" w:space="0" w:color="D3D3D3"/>
+              <w:start w:val="single" w:space="0" w:color="D3D3D3"/>
+              <w:end w:val="single" w:space="0" w:color="D3D3D3"/>
+            </w:tcBorders>
+          </w:tcPr>
+          <w:p>
+            <w:pPr>
+              <w:spacing w:before="0" w:after="60"/>
+              <w:keepNext/>
+              <w:jc w:val="center"/>
+            </w:pPr>
+            <w:r>
+              <w:rPr>
+                <w:rFonts w:ascii="Calibri" w:hAnsi="Calibri"/>
+                <w:sz w:val="20"/>
+              </w:rPr>
+              <w:t xml:space="default">136 (25%)</w:t>
+            </w:r>
+          </w:p>
+        </w:tc>
+        <w:tc>
+          <w:tcPr>
+            <w:tcBorders>
+              <w:top w:val="single" w:space="0" w:color="D3D3D3"/>
+              <w:bottom w:val="single" w:space="0" w:color="D3D3D3"/>
+              <w:start w:val="single" w:space="0" w:color="D3D3D3"/>
+              <w:end w:val="single" w:space="0" w:color="D3D3D3"/>
+            </w:tcBorders>
+          </w:tcPr>
+          <w:p>
+            <w:pPr>
+              <w:spacing w:before="0" w:after="60"/>
+              <w:keepNext/>
+              <w:jc w:val="center"/>
+            </w:pPr>
+            <w:r>
+              <w:rPr>
+                <w:rFonts w:ascii="Calibri" w:hAnsi="Calibri"/>
+                <w:sz w:val="20"/>
+              </w:rPr>
+              <w:t xml:space="default">1,800 (18%)</w:t>
             </w:r>
           </w:p>
         </w:tc>
@@ -1702,55 +1702,55 @@
                 <w:rFonts w:ascii="Calibri" w:hAnsi="Calibri"/>
                 <w:sz w:val="20"/>
               </w:rPr>
-              <w:t xml:space="default">23,663 (68%)</w:t>
-            </w:r>
-          </w:p>
-        </w:tc>
-        <w:tc>
-          <w:tcPr>
-            <w:tcBorders>
-              <w:top w:val="single" w:space="0" w:color="D3D3D3"/>
-              <w:bottom w:val="single" w:space="0" w:color="D3D3D3"/>
-              <w:start w:val="single" w:space="0" w:color="D3D3D3"/>
-              <w:end w:val="single" w:space="0" w:color="D3D3D3"/>
-            </w:tcBorders>
-          </w:tcPr>
-          <w:p>
-            <w:pPr>
-              <w:spacing w:before="0" w:after="60"/>
-              <w:keepNext/>
-              <w:jc w:val="center"/>
-            </w:pPr>
-            <w:r>
-              <w:rPr>
-                <w:rFonts w:ascii="Calibri" w:hAnsi="Calibri"/>
-                <w:sz w:val="20"/>
-              </w:rPr>
-              <w:t xml:space="default">403 (61%)</w:t>
-            </w:r>
-          </w:p>
-        </w:tc>
-        <w:tc>
-          <w:tcPr>
-            <w:tcBorders>
-              <w:top w:val="single" w:space="0" w:color="D3D3D3"/>
-              <w:bottom w:val="single" w:space="0" w:color="D3D3D3"/>
-              <w:start w:val="single" w:space="0" w:color="D3D3D3"/>
-              <w:end w:val="single" w:space="0" w:color="D3D3D3"/>
-            </w:tcBorders>
-          </w:tcPr>
-          <w:p>
-            <w:pPr>
-              <w:spacing w:before="0" w:after="60"/>
-              <w:keepNext/>
-              <w:jc w:val="center"/>
-            </w:pPr>
-            <w:r>
-              <w:rPr>
-                <w:rFonts w:ascii="Calibri" w:hAnsi="Calibri"/>
-                <w:sz w:val="20"/>
-              </w:rPr>
-              <w:t xml:space="default">5,837 (59%)</w:t>
+              <w:t xml:space="default">23,709 (68%)</w:t>
+            </w:r>
+          </w:p>
+        </w:tc>
+        <w:tc>
+          <w:tcPr>
+            <w:tcBorders>
+              <w:top w:val="single" w:space="0" w:color="D3D3D3"/>
+              <w:bottom w:val="single" w:space="0" w:color="D3D3D3"/>
+              <w:start w:val="single" w:space="0" w:color="D3D3D3"/>
+              <w:end w:val="single" w:space="0" w:color="D3D3D3"/>
+            </w:tcBorders>
+          </w:tcPr>
+          <w:p>
+            <w:pPr>
+              <w:spacing w:before="0" w:after="60"/>
+              <w:keepNext/>
+              <w:jc w:val="center"/>
+            </w:pPr>
+            <w:r>
+              <w:rPr>
+                <w:rFonts w:ascii="Calibri" w:hAnsi="Calibri"/>
+                <w:sz w:val="20"/>
+              </w:rPr>
+              <w:t xml:space="default">332 (62%)</w:t>
+            </w:r>
+          </w:p>
+        </w:tc>
+        <w:tc>
+          <w:tcPr>
+            <w:tcBorders>
+              <w:top w:val="single" w:space="0" w:color="D3D3D3"/>
+              <w:bottom w:val="single" w:space="0" w:color="D3D3D3"/>
+              <w:start w:val="single" w:space="0" w:color="D3D3D3"/>
+              <w:end w:val="single" w:space="0" w:color="D3D3D3"/>
+            </w:tcBorders>
+          </w:tcPr>
+          <w:p>
+            <w:pPr>
+              <w:spacing w:before="0" w:after="60"/>
+              <w:keepNext/>
+              <w:jc w:val="center"/>
+            </w:pPr>
+            <w:r>
+              <w:rPr>
+                <w:rFonts w:ascii="Calibri" w:hAnsi="Calibri"/>
+                <w:sz w:val="20"/>
+              </w:rPr>
+              <w:t xml:space="default">5,862 (59%)</w:t>
             </w:r>
           </w:p>
         </w:tc>
@@ -1851,55 +1851,55 @@
                 <w:rFonts w:ascii="Calibri" w:hAnsi="Calibri"/>
                 <w:sz w:val="20"/>
               </w:rPr>
-              <w:t xml:space="default">11,272 (32%)</w:t>
-            </w:r>
-          </w:p>
-        </w:tc>
-        <w:tc>
-          <w:tcPr>
-            <w:tcBorders>
-              <w:top w:val="single" w:space="0" w:color="D3D3D3"/>
-              <w:bottom w:val="single" w:space="0" w:color="D3D3D3"/>
-              <w:start w:val="single" w:space="0" w:color="D3D3D3"/>
-              <w:end w:val="single" w:space="0" w:color="D3D3D3"/>
-            </w:tcBorders>
-          </w:tcPr>
-          <w:p>
-            <w:pPr>
-              <w:spacing w:before="0" w:after="60"/>
-              <w:keepNext/>
-              <w:jc w:val="center"/>
-            </w:pPr>
-            <w:r>
-              <w:rPr>
-                <w:rFonts w:ascii="Calibri" w:hAnsi="Calibri"/>
-                <w:sz w:val="20"/>
-              </w:rPr>
-              <w:t xml:space="default">263 (39%)</w:t>
-            </w:r>
-          </w:p>
-        </w:tc>
-        <w:tc>
-          <w:tcPr>
-            <w:tcBorders>
-              <w:top w:val="single" w:space="0" w:color="D3D3D3"/>
-              <w:bottom w:val="single" w:space="0" w:color="D3D3D3"/>
-              <w:start w:val="single" w:space="0" w:color="D3D3D3"/>
-              <w:end w:val="single" w:space="0" w:color="D3D3D3"/>
-            </w:tcBorders>
-          </w:tcPr>
-          <w:p>
-            <w:pPr>
-              <w:spacing w:before="0" w:after="60"/>
-              <w:keepNext/>
-              <w:jc w:val="center"/>
-            </w:pPr>
-            <w:r>
-              <w:rPr>
-                <w:rFonts w:ascii="Calibri" w:hAnsi="Calibri"/>
-                <w:sz w:val="20"/>
-              </w:rPr>
-              <w:t xml:space="default">4,092 (41%)</w:t>
+              <w:t xml:space="default">11,297 (32%)</w:t>
+            </w:r>
+          </w:p>
+        </w:tc>
+        <w:tc>
+          <w:tcPr>
+            <w:tcBorders>
+              <w:top w:val="single" w:space="0" w:color="D3D3D3"/>
+              <w:bottom w:val="single" w:space="0" w:color="D3D3D3"/>
+              <w:start w:val="single" w:space="0" w:color="D3D3D3"/>
+              <w:end w:val="single" w:space="0" w:color="D3D3D3"/>
+            </w:tcBorders>
+          </w:tcPr>
+          <w:p>
+            <w:pPr>
+              <w:spacing w:before="0" w:after="60"/>
+              <w:keepNext/>
+              <w:jc w:val="center"/>
+            </w:pPr>
+            <w:r>
+              <w:rPr>
+                <w:rFonts w:ascii="Calibri" w:hAnsi="Calibri"/>
+                <w:sz w:val="20"/>
+              </w:rPr>
+              <w:t xml:space="default">206 (38%)</w:t>
+            </w:r>
+          </w:p>
+        </w:tc>
+        <w:tc>
+          <w:tcPr>
+            <w:tcBorders>
+              <w:top w:val="single" w:space="0" w:color="D3D3D3"/>
+              <w:bottom w:val="single" w:space="0" w:color="D3D3D3"/>
+              <w:start w:val="single" w:space="0" w:color="D3D3D3"/>
+              <w:end w:val="single" w:space="0" w:color="D3D3D3"/>
+            </w:tcBorders>
+          </w:tcPr>
+          <w:p>
+            <w:pPr>
+              <w:spacing w:before="0" w:after="60"/>
+              <w:keepNext/>
+              <w:jc w:val="center"/>
+            </w:pPr>
+            <w:r>
+              <w:rPr>
+                <w:rFonts w:ascii="Calibri" w:hAnsi="Calibri"/>
+                <w:sz w:val="20"/>
+              </w:rPr>
+              <w:t xml:space="default">4,124 (41%)</w:t>
             </w:r>
           </w:p>
         </w:tc>
@@ -2149,55 +2149,55 @@
                 <w:rFonts w:ascii="Calibri" w:hAnsi="Calibri"/>
                 <w:sz w:val="20"/>
               </w:rPr>
-              <w:t xml:space="default">16,384 (47%)</w:t>
-            </w:r>
-          </w:p>
-        </w:tc>
-        <w:tc>
-          <w:tcPr>
-            <w:tcBorders>
-              <w:top w:val="single" w:space="0" w:color="D3D3D3"/>
-              <w:bottom w:val="single" w:space="0" w:color="D3D3D3"/>
-              <w:start w:val="single" w:space="0" w:color="D3D3D3"/>
-              <w:end w:val="single" w:space="0" w:color="D3D3D3"/>
-            </w:tcBorders>
-          </w:tcPr>
-          <w:p>
-            <w:pPr>
-              <w:spacing w:before="0" w:after="60"/>
-              <w:keepNext/>
-              <w:jc w:val="center"/>
-            </w:pPr>
-            <w:r>
-              <w:rPr>
-                <w:rFonts w:ascii="Calibri" w:hAnsi="Calibri"/>
-                <w:sz w:val="20"/>
-              </w:rPr>
-              <w:t xml:space="default">267 (40%)</w:t>
-            </w:r>
-          </w:p>
-        </w:tc>
-        <w:tc>
-          <w:tcPr>
-            <w:tcBorders>
-              <w:top w:val="single" w:space="0" w:color="D3D3D3"/>
-              <w:bottom w:val="single" w:space="0" w:color="D3D3D3"/>
-              <w:start w:val="single" w:space="0" w:color="D3D3D3"/>
-              <w:end w:val="single" w:space="0" w:color="D3D3D3"/>
-            </w:tcBorders>
-          </w:tcPr>
-          <w:p>
-            <w:pPr>
-              <w:spacing w:before="0" w:after="60"/>
-              <w:keepNext/>
-              <w:jc w:val="center"/>
-            </w:pPr>
-            <w:r>
-              <w:rPr>
-                <w:rFonts w:ascii="Calibri" w:hAnsi="Calibri"/>
-                <w:sz w:val="20"/>
-              </w:rPr>
-              <w:t xml:space="default">3,950 (40%)</w:t>
+              <w:t xml:space="default">16,413 (47%)</w:t>
+            </w:r>
+          </w:p>
+        </w:tc>
+        <w:tc>
+          <w:tcPr>
+            <w:tcBorders>
+              <w:top w:val="single" w:space="0" w:color="D3D3D3"/>
+              <w:bottom w:val="single" w:space="0" w:color="D3D3D3"/>
+              <w:start w:val="single" w:space="0" w:color="D3D3D3"/>
+              <w:end w:val="single" w:space="0" w:color="D3D3D3"/>
+            </w:tcBorders>
+          </w:tcPr>
+          <w:p>
+            <w:pPr>
+              <w:spacing w:before="0" w:after="60"/>
+              <w:keepNext/>
+              <w:jc w:val="center"/>
+            </w:pPr>
+            <w:r>
+              <w:rPr>
+                <w:rFonts w:ascii="Calibri" w:hAnsi="Calibri"/>
+                <w:sz w:val="20"/>
+              </w:rPr>
+              <w:t xml:space="default">212 (39%)</w:t>
+            </w:r>
+          </w:p>
+        </w:tc>
+        <w:tc>
+          <w:tcPr>
+            <w:tcBorders>
+              <w:top w:val="single" w:space="0" w:color="D3D3D3"/>
+              <w:bottom w:val="single" w:space="0" w:color="D3D3D3"/>
+              <w:start w:val="single" w:space="0" w:color="D3D3D3"/>
+              <w:end w:val="single" w:space="0" w:color="D3D3D3"/>
+            </w:tcBorders>
+          </w:tcPr>
+          <w:p>
+            <w:pPr>
+              <w:spacing w:before="0" w:after="60"/>
+              <w:keepNext/>
+              <w:jc w:val="center"/>
+            </w:pPr>
+            <w:r>
+              <w:rPr>
+                <w:rFonts w:ascii="Calibri" w:hAnsi="Calibri"/>
+                <w:sz w:val="20"/>
+              </w:rPr>
+              <w:t xml:space="default">3,976 (40%)</w:t>
             </w:r>
           </w:p>
         </w:tc>
@@ -2298,55 +2298,55 @@
                 <w:rFonts w:ascii="Calibri" w:hAnsi="Calibri"/>
                 <w:sz w:val="20"/>
               </w:rPr>
-              <w:t xml:space="default">18,551 (53%)</w:t>
-            </w:r>
-          </w:p>
-        </w:tc>
-        <w:tc>
-          <w:tcPr>
-            <w:tcBorders>
-              <w:top w:val="single" w:space="0" w:color="D3D3D3"/>
-              <w:bottom w:val="single" w:space="0" w:color="D3D3D3"/>
-              <w:start w:val="single" w:space="0" w:color="D3D3D3"/>
-              <w:end w:val="single" w:space="0" w:color="D3D3D3"/>
-            </w:tcBorders>
-          </w:tcPr>
-          <w:p>
-            <w:pPr>
-              <w:spacing w:before="0" w:after="60"/>
-              <w:keepNext/>
-              <w:jc w:val="center"/>
-            </w:pPr>
-            <w:r>
-              <w:rPr>
-                <w:rFonts w:ascii="Calibri" w:hAnsi="Calibri"/>
-                <w:sz w:val="20"/>
-              </w:rPr>
-              <w:t xml:space="default">399 (60%)</w:t>
-            </w:r>
-          </w:p>
-        </w:tc>
-        <w:tc>
-          <w:tcPr>
-            <w:tcBorders>
-              <w:top w:val="single" w:space="0" w:color="D3D3D3"/>
-              <w:bottom w:val="single" w:space="0" w:color="D3D3D3"/>
-              <w:start w:val="single" w:space="0" w:color="D3D3D3"/>
-              <w:end w:val="single" w:space="0" w:color="D3D3D3"/>
-            </w:tcBorders>
-          </w:tcPr>
-          <w:p>
-            <w:pPr>
-              <w:spacing w:before="0" w:after="60"/>
-              <w:keepNext/>
-              <w:jc w:val="center"/>
-            </w:pPr>
-            <w:r>
-              <w:rPr>
-                <w:rFonts w:ascii="Calibri" w:hAnsi="Calibri"/>
-                <w:sz w:val="20"/>
-              </w:rPr>
-              <w:t xml:space="default">5,979 (60%)</w:t>
+              <w:t xml:space="default">18,593 (53%)</w:t>
+            </w:r>
+          </w:p>
+        </w:tc>
+        <w:tc>
+          <w:tcPr>
+            <w:tcBorders>
+              <w:top w:val="single" w:space="0" w:color="D3D3D3"/>
+              <w:bottom w:val="single" w:space="0" w:color="D3D3D3"/>
+              <w:start w:val="single" w:space="0" w:color="D3D3D3"/>
+              <w:end w:val="single" w:space="0" w:color="D3D3D3"/>
+            </w:tcBorders>
+          </w:tcPr>
+          <w:p>
+            <w:pPr>
+              <w:spacing w:before="0" w:after="60"/>
+              <w:keepNext/>
+              <w:jc w:val="center"/>
+            </w:pPr>
+            <w:r>
+              <w:rPr>
+                <w:rFonts w:ascii="Calibri" w:hAnsi="Calibri"/>
+                <w:sz w:val="20"/>
+              </w:rPr>
+              <w:t xml:space="default">326 (61%)</w:t>
+            </w:r>
+          </w:p>
+        </w:tc>
+        <w:tc>
+          <w:tcPr>
+            <w:tcBorders>
+              <w:top w:val="single" w:space="0" w:color="D3D3D3"/>
+              <w:bottom w:val="single" w:space="0" w:color="D3D3D3"/>
+              <w:start w:val="single" w:space="0" w:color="D3D3D3"/>
+              <w:end w:val="single" w:space="0" w:color="D3D3D3"/>
+            </w:tcBorders>
+          </w:tcPr>
+          <w:p>
+            <w:pPr>
+              <w:spacing w:before="0" w:after="60"/>
+              <w:keepNext/>
+              <w:jc w:val="center"/>
+            </w:pPr>
+            <w:r>
+              <w:rPr>
+                <w:rFonts w:ascii="Calibri" w:hAnsi="Calibri"/>
+                <w:sz w:val="20"/>
+              </w:rPr>
+              <w:t xml:space="default">6,010 (60%)</w:t>
             </w:r>
           </w:p>
         </w:tc>
